--- a/data/codificacao_v04/ANEXO_CALIBRACAO.docx
+++ b/data/codificacao_v04/ANEXO_CALIBRACAO.docx
@@ -28,21 +28,95 @@
       <w:r>
         <w:t xml:space="preserve">protocolo v0.4 (versão congelada), 22 de agosto de 2026</w:t>
       </w:r>
-      <w:r>
-        <w:t xml:space="preserve"> </w:t>
-      </w:r>
-      <w:r>
-        <w:rPr>
-          <w:b/>
-          <w:bCs/>
-        </w:rPr>
-        <w:t xml:space="preserve">Para:</w:t>
-      </w:r>
-      <w:r>
-        <w:t xml:space="preserve"> </w:t>
-      </w:r>
-      <w:r>
-        <w:t xml:space="preserve">os dois codificadores da rodada final</w:t>
+    </w:p>
+    <w:p>
+      <w:pPr>
+        <w:pStyle w:val="BlockText"/>
+      </w:pPr>
+      <w:r>
+        <w:rPr>
+          <w:b/>
+          <w:bCs/>
+        </w:rPr>
+        <w:t xml:space="preserve">Documento interno.</w:t>
+      </w:r>
+      <w:r>
+        <w:t xml:space="preserve"> </w:t>
+      </w:r>
+      <w:r>
+        <w:t xml:space="preserve">Este anexo resolve os casos-limite para os autores e é a fonte de onde</w:t>
+      </w:r>
+      <w:r>
+        <w:t xml:space="preserve"> </w:t>
+      </w:r>
+      <w:r>
+        <w:t xml:space="preserve">saíram, reduzidos, os exemplos do</w:t>
+      </w:r>
+      <w:r>
+        <w:t xml:space="preserve"> </w:t>
+      </w:r>
+      <w:r>
+        <w:rPr>
+          <w:rStyle w:val="VerbatimChar"/>
+        </w:rPr>
+        <w:t xml:space="preserve">GUIA_PROFESSOR</w:t>
+      </w:r>
+      <w:r>
+        <w:t xml:space="preserve">. Ele</w:t>
+      </w:r>
+      <w:r>
+        <w:t xml:space="preserve"> </w:t>
+      </w:r>
+      <w:r>
+        <w:rPr>
+          <w:b/>
+          <w:bCs/>
+        </w:rPr>
+        <w:t xml:space="preserve">não</w:t>
+      </w:r>
+      <w:r>
+        <w:t xml:space="preserve"> </w:t>
+      </w:r>
+      <w:r>
+        <w:t xml:space="preserve">vai aos codificadores: treze</w:t>
+      </w:r>
+      <w:r>
+        <w:t xml:space="preserve"> </w:t>
+      </w:r>
+      <w:r>
+        <w:t xml:space="preserve">vetores resolvidos funcionariam como gabarito e arrastariam a leitura dos dois na mesma direção.</w:t>
+      </w:r>
+    </w:p>
+    <w:p>
+      <w:pPr>
+        <w:pStyle w:val="FirstParagraph"/>
+      </w:pPr>
+      <w:r>
+        <w:t xml:space="preserve">Cada exemplo traz um texto de aluno, uma devolutiva, o vetor resolvido e a justificativa. Serve a</w:t>
+      </w:r>
+      <w:r>
+        <w:t xml:space="preserve"> </w:t>
+      </w:r>
+      <w:r>
+        <w:t xml:space="preserve">dois propósitos: fixar entre os autores como as fronteiras difíceis e a regra de validade mínima</w:t>
+      </w:r>
+      <w:r>
+        <w:t xml:space="preserve"> </w:t>
+      </w:r>
+      <w:r>
+        <w:t xml:space="preserve">se aplicam, e servir de fonte para os exemplos, muito mais enxutos, que vão no</w:t>
+      </w:r>
+      <w:r>
+        <w:t xml:space="preserve"> </w:t>
+      </w:r>
+      <w:r>
+        <w:rPr>
+          <w:rStyle w:val="VerbatimChar"/>
+        </w:rPr>
+        <w:t xml:space="preserve">GUIA_PROFESSOR</w:t>
+      </w:r>
+      <w:r>
+        <w:t xml:space="preserve">.</w:t>
       </w:r>
     </w:p>
     <w:p>
@@ -50,48 +124,6 @@
         <w:pStyle w:val="BodyText"/>
       </w:pPr>
       <w:r>
-        <w:t xml:space="preserve">Leia este anexo depois do protocolo e antes de abrir a planilha. Cada exemplo traz um texto de</w:t>
-      </w:r>
-      <w:r>
-        <w:t xml:space="preserve"> </w:t>
-      </w:r>
-      <w:r>
-        <w:t xml:space="preserve">aluno, uma devolutiva, o vetor correto e a justificativa. Cubra o vetor com a mão, decida sozinho,</w:t>
-      </w:r>
-      <w:r>
-        <w:t xml:space="preserve"> </w:t>
-      </w:r>
-      <w:r>
-        <w:t xml:space="preserve">depois confira. Se discordar de alguma resolução, anote e me avise</w:t>
-      </w:r>
-      <w:r>
-        <w:t xml:space="preserve"> </w:t>
-      </w:r>
-      <w:r>
-        <w:rPr>
-          <w:b/>
-          <w:bCs/>
-        </w:rPr>
-        <w:t xml:space="preserve">antes</w:t>
-      </w:r>
-      <w:r>
-        <w:t xml:space="preserve"> </w:t>
-      </w:r>
-      <w:r>
-        <w:t xml:space="preserve">de começar a</w:t>
-      </w:r>
-      <w:r>
-        <w:t xml:space="preserve"> </w:t>
-      </w:r>
-      <w:r>
-        <w:t xml:space="preserve">codificar, não durante.</w:t>
-      </w:r>
-    </w:p>
-    <w:p>
-      <w:pPr>
-        <w:pStyle w:val="BodyText"/>
-      </w:pPr>
-      <w:r>
         <w:rPr>
           <w:b/>
           <w:bCs/>
@@ -102,19 +134,19 @@
         <w:t xml:space="preserve"> </w:t>
       </w:r>
       <w:r>
-        <w:t xml:space="preserve">Nenhum exemplo deste anexo sai das 39 devolutivas que você vai codificar. Todos</w:t>
-      </w:r>
-      <w:r>
-        <w:t xml:space="preserve"> </w:t>
-      </w:r>
-      <w:r>
-        <w:t xml:space="preserve">foram construídos para o instrumento ou adaptados do corpus de devolutivas de professores, que não</w:t>
-      </w:r>
-      <w:r>
-        <w:t xml:space="preserve"> </w:t>
-      </w:r>
-      <w:r>
-        <w:t xml:space="preserve">faz parte do material a codificar. Isso é verificado por programa (</w:t>
+        <w:t xml:space="preserve">Nenhum exemplo deste anexo sai das 39 devolutivas a codificar. Todos foram</w:t>
+      </w:r>
+      <w:r>
+        <w:t xml:space="preserve"> </w:t>
+      </w:r>
+      <w:r>
+        <w:t xml:space="preserve">construídos para o instrumento ou adaptados do corpus de devolutivas de professores, que não faz</w:t>
+      </w:r>
+      <w:r>
+        <w:t xml:space="preserve"> </w:t>
+      </w:r>
+      <w:r>
+        <w:t xml:space="preserve">parte do material a codificar. Isso é verificado por programa (</w:t>
       </w:r>
       <w:r>
         <w:rPr>
